--- a/klagomål/A 53568-2025 FSC-klagomål.docx
+++ b/klagomål/A 53568-2025 FSC-klagomål.docx
@@ -697,7 +697,7 @@
     <w:r>
       <w:tab/>
       <w:tab/>
-      <w:t>2025-10-31</w:t>
+      <w:t>2025-11-01</w:t>
       <w:br/>
       <w:br/>
     </w:r>

--- a/klagomål/A 53568-2025 FSC-klagomål.docx
+++ b/klagomål/A 53568-2025 FSC-klagomål.docx
@@ -697,7 +697,7 @@
     <w:r>
       <w:tab/>
       <w:tab/>
-      <w:t>2025-11-01</w:t>
+      <w:t>2025-11-02</w:t>
       <w:br/>
       <w:br/>
     </w:r>

--- a/klagomål/A 53568-2025 FSC-klagomål.docx
+++ b/klagomål/A 53568-2025 FSC-klagomål.docx
@@ -697,7 +697,7 @@
     <w:r>
       <w:tab/>
       <w:tab/>
-      <w:t>2025-11-02</w:t>
+      <w:t>2025-11-03</w:t>
       <w:br/>
       <w:br/>
     </w:r>

--- a/klagomål/A 53568-2025 FSC-klagomål.docx
+++ b/klagomål/A 53568-2025 FSC-klagomål.docx
@@ -697,7 +697,7 @@
     <w:r>
       <w:tab/>
       <w:tab/>
-      <w:t>2025-11-03</w:t>
+      <w:t>2025-11-04</w:t>
       <w:br/>
       <w:br/>
     </w:r>

--- a/klagomål/A 53568-2025 FSC-klagomål.docx
+++ b/klagomål/A 53568-2025 FSC-klagomål.docx
@@ -697,7 +697,7 @@
     <w:r>
       <w:tab/>
       <w:tab/>
-      <w:t>2025-11-04</w:t>
+      <w:t>2025-11-05</w:t>
       <w:br/>
       <w:br/>
     </w:r>

--- a/klagomål/A 53568-2025 FSC-klagomål.docx
+++ b/klagomål/A 53568-2025 FSC-klagomål.docx
@@ -697,7 +697,7 @@
     <w:r>
       <w:tab/>
       <w:tab/>
-      <w:t>2025-11-05</w:t>
+      <w:t>2025-11-06</w:t>
       <w:br/>
       <w:br/>
     </w:r>

--- a/klagomål/A 53568-2025 FSC-klagomål.docx
+++ b/klagomål/A 53568-2025 FSC-klagomål.docx
@@ -697,7 +697,7 @@
     <w:r>
       <w:tab/>
       <w:tab/>
-      <w:t>2025-11-06</w:t>
+      <w:t>2025-11-07</w:t>
       <w:br/>
       <w:br/>
     </w:r>

--- a/klagomål/A 53568-2025 FSC-klagomål.docx
+++ b/klagomål/A 53568-2025 FSC-klagomål.docx
@@ -697,7 +697,7 @@
     <w:r>
       <w:tab/>
       <w:tab/>
-      <w:t>2025-11-07</w:t>
+      <w:t>2025-11-08</w:t>
       <w:br/>
       <w:br/>
     </w:r>

--- a/klagomål/A 53568-2025 FSC-klagomål.docx
+++ b/klagomål/A 53568-2025 FSC-klagomål.docx
@@ -697,7 +697,7 @@
     <w:r>
       <w:tab/>
       <w:tab/>
-      <w:t>2025-11-08</w:t>
+      <w:t>2025-11-09</w:t>
       <w:br/>
       <w:br/>
     </w:r>

--- a/klagomål/A 53568-2025 FSC-klagomål.docx
+++ b/klagomål/A 53568-2025 FSC-klagomål.docx
@@ -697,7 +697,7 @@
     <w:r>
       <w:tab/>
       <w:tab/>
-      <w:t>2025-11-09</w:t>
+      <w:t>2025-11-10</w:t>
       <w:br/>
       <w:br/>
     </w:r>

--- a/klagomål/A 53568-2025 FSC-klagomål.docx
+++ b/klagomål/A 53568-2025 FSC-klagomål.docx
@@ -697,7 +697,7 @@
     <w:r>
       <w:tab/>
       <w:tab/>
-      <w:t>2025-11-10</w:t>
+      <w:t>2025-11-11</w:t>
       <w:br/>
       <w:br/>
     </w:r>

--- a/klagomål/A 53568-2025 FSC-klagomål.docx
+++ b/klagomål/A 53568-2025 FSC-klagomål.docx
@@ -697,7 +697,7 @@
     <w:r>
       <w:tab/>
       <w:tab/>
-      <w:t>2025-11-11</w:t>
+      <w:t>2025-11-12</w:t>
       <w:br/>
       <w:br/>
     </w:r>

--- a/klagomål/A 53568-2025 FSC-klagomål.docx
+++ b/klagomål/A 53568-2025 FSC-klagomål.docx
@@ -697,7 +697,7 @@
     <w:r>
       <w:tab/>
       <w:tab/>
-      <w:t>2025-11-12</w:t>
+      <w:t>2025-11-13</w:t>
       <w:br/>
       <w:br/>
     </w:r>

--- a/klagomål/A 53568-2025 FSC-klagomål.docx
+++ b/klagomål/A 53568-2025 FSC-klagomål.docx
@@ -697,7 +697,7 @@
     <w:r>
       <w:tab/>
       <w:tab/>
-      <w:t>2025-11-13</w:t>
+      <w:t>2025-11-14</w:t>
       <w:br/>
       <w:br/>
     </w:r>

--- a/klagomål/A 53568-2025 FSC-klagomål.docx
+++ b/klagomål/A 53568-2025 FSC-klagomål.docx
@@ -697,7 +697,7 @@
     <w:r>
       <w:tab/>
       <w:tab/>
-      <w:t>2025-11-14</w:t>
+      <w:t>2025-11-15</w:t>
       <w:br/>
       <w:br/>
     </w:r>

--- a/klagomål/A 53568-2025 FSC-klagomål.docx
+++ b/klagomål/A 53568-2025 FSC-klagomål.docx
@@ -697,7 +697,7 @@
     <w:r>
       <w:tab/>
       <w:tab/>
-      <w:t>2025-11-15</w:t>
+      <w:t>2025-11-20</w:t>
       <w:br/>
       <w:br/>
     </w:r>

--- a/klagomål/A 53568-2025 FSC-klagomål.docx
+++ b/klagomål/A 53568-2025 FSC-klagomål.docx
@@ -697,7 +697,7 @@
     <w:r>
       <w:tab/>
       <w:tab/>
-      <w:t>2025-11-20</w:t>
+      <w:t>2025-11-21</w:t>
       <w:br/>
       <w:br/>
     </w:r>

--- a/klagomål/A 53568-2025 FSC-klagomål.docx
+++ b/klagomål/A 53568-2025 FSC-klagomål.docx
@@ -697,7 +697,7 @@
     <w:r>
       <w:tab/>
       <w:tab/>
-      <w:t>2025-11-21</w:t>
+      <w:t>2025-11-22</w:t>
       <w:br/>
       <w:br/>
     </w:r>

--- a/klagomål/A 53568-2025 FSC-klagomål.docx
+++ b/klagomål/A 53568-2025 FSC-klagomål.docx
@@ -697,7 +697,7 @@
     <w:r>
       <w:tab/>
       <w:tab/>
-      <w:t>2025-11-22</w:t>
+      <w:t>2025-11-23</w:t>
       <w:br/>
       <w:br/>
     </w:r>

--- a/klagomål/A 53568-2025 FSC-klagomål.docx
+++ b/klagomål/A 53568-2025 FSC-klagomål.docx
@@ -697,7 +697,7 @@
     <w:r>
       <w:tab/>
       <w:tab/>
-      <w:t>2025-11-23</w:t>
+      <w:t>2025-11-24</w:t>
       <w:br/>
       <w:br/>
     </w:r>

--- a/klagomål/A 53568-2025 FSC-klagomål.docx
+++ b/klagomål/A 53568-2025 FSC-klagomål.docx
@@ -697,7 +697,7 @@
     <w:r>
       <w:tab/>
       <w:tab/>
-      <w:t>2025-11-24</w:t>
+      <w:t>2025-11-25</w:t>
       <w:br/>
       <w:br/>
     </w:r>

--- a/klagomål/A 53568-2025 FSC-klagomål.docx
+++ b/klagomål/A 53568-2025 FSC-klagomål.docx
@@ -697,7 +697,7 @@
     <w:r>
       <w:tab/>
       <w:tab/>
-      <w:t>2025-11-25</w:t>
+      <w:t>2025-11-26</w:t>
       <w:br/>
       <w:br/>
     </w:r>

--- a/klagomål/A 53568-2025 FSC-klagomål.docx
+++ b/klagomål/A 53568-2025 FSC-klagomål.docx
@@ -697,7 +697,7 @@
     <w:r>
       <w:tab/>
       <w:tab/>
-      <w:t>2025-11-26</w:t>
+      <w:t>2025-11-27</w:t>
       <w:br/>
       <w:br/>
     </w:r>

--- a/klagomål/A 53568-2025 FSC-klagomål.docx
+++ b/klagomål/A 53568-2025 FSC-klagomål.docx
@@ -697,7 +697,7 @@
     <w:r>
       <w:tab/>
       <w:tab/>
-      <w:t>2025-11-27</w:t>
+      <w:t>2025-11-28</w:t>
       <w:br/>
       <w:br/>
     </w:r>

--- a/klagomål/A 53568-2025 FSC-klagomål.docx
+++ b/klagomål/A 53568-2025 FSC-klagomål.docx
@@ -697,7 +697,7 @@
     <w:r>
       <w:tab/>
       <w:tab/>
-      <w:t>2025-11-28</w:t>
+      <w:t>2025-11-29</w:t>
       <w:br/>
       <w:br/>
     </w:r>

--- a/klagomål/A 53568-2025 FSC-klagomål.docx
+++ b/klagomål/A 53568-2025 FSC-klagomål.docx
@@ -697,7 +697,7 @@
     <w:r>
       <w:tab/>
       <w:tab/>
-      <w:t>2025-11-29</w:t>
+      <w:t>2025-11-30</w:t>
       <w:br/>
       <w:br/>
     </w:r>

--- a/klagomål/A 53568-2025 FSC-klagomål.docx
+++ b/klagomål/A 53568-2025 FSC-klagomål.docx
@@ -697,7 +697,7 @@
     <w:r>
       <w:tab/>
       <w:tab/>
-      <w:t>2025-11-30</w:t>
+      <w:t>2025-12-01</w:t>
       <w:br/>
       <w:br/>
     </w:r>

--- a/klagomål/A 53568-2025 FSC-klagomål.docx
+++ b/klagomål/A 53568-2025 FSC-klagomål.docx
@@ -697,7 +697,7 @@
     <w:r>
       <w:tab/>
       <w:tab/>
-      <w:t>2025-12-01</w:t>
+      <w:t>2025-12-02</w:t>
       <w:br/>
       <w:br/>
     </w:r>

--- a/klagomål/A 53568-2025 FSC-klagomål.docx
+++ b/klagomål/A 53568-2025 FSC-klagomål.docx
@@ -697,7 +697,7 @@
     <w:r>
       <w:tab/>
       <w:tab/>
-      <w:t>2025-12-02</w:t>
+      <w:t>2025-12-03</w:t>
       <w:br/>
       <w:br/>
     </w:r>

--- a/klagomål/A 53568-2025 FSC-klagomål.docx
+++ b/klagomål/A 53568-2025 FSC-klagomål.docx
@@ -697,7 +697,7 @@
     <w:r>
       <w:tab/>
       <w:tab/>
-      <w:t>2025-12-03</w:t>
+      <w:t>2025-12-04</w:t>
       <w:br/>
       <w:br/>
     </w:r>

--- a/klagomål/A 53568-2025 FSC-klagomål.docx
+++ b/klagomål/A 53568-2025 FSC-klagomål.docx
@@ -697,7 +697,7 @@
     <w:r>
       <w:tab/>
       <w:tab/>
-      <w:t>2025-12-04</w:t>
+      <w:t>2025-12-05</w:t>
       <w:br/>
       <w:br/>
     </w:r>

--- a/klagomål/A 53568-2025 FSC-klagomål.docx
+++ b/klagomål/A 53568-2025 FSC-klagomål.docx
@@ -697,7 +697,7 @@
     <w:r>
       <w:tab/>
       <w:tab/>
-      <w:t>2025-12-05</w:t>
+      <w:t>2025-12-06</w:t>
       <w:br/>
       <w:br/>
     </w:r>

--- a/klagomål/A 53568-2025 FSC-klagomål.docx
+++ b/klagomål/A 53568-2025 FSC-klagomål.docx
@@ -697,7 +697,7 @@
     <w:r>
       <w:tab/>
       <w:tab/>
-      <w:t>2025-12-06</w:t>
+      <w:t>2025-12-07</w:t>
       <w:br/>
       <w:br/>
     </w:r>

--- a/klagomål/A 53568-2025 FSC-klagomål.docx
+++ b/klagomål/A 53568-2025 FSC-klagomål.docx
@@ -697,7 +697,7 @@
     <w:r>
       <w:tab/>
       <w:tab/>
-      <w:t>2025-12-07</w:t>
+      <w:t>2025-12-08</w:t>
       <w:br/>
       <w:br/>
     </w:r>

--- a/klagomål/A 53568-2025 FSC-klagomål.docx
+++ b/klagomål/A 53568-2025 FSC-klagomål.docx
@@ -697,7 +697,7 @@
     <w:r>
       <w:tab/>
       <w:tab/>
-      <w:t>2025-12-08</w:t>
+      <w:t>2025-12-09</w:t>
       <w:br/>
       <w:br/>
     </w:r>

--- a/klagomål/A 53568-2025 FSC-klagomål.docx
+++ b/klagomål/A 53568-2025 FSC-klagomål.docx
@@ -697,7 +697,7 @@
     <w:r>
       <w:tab/>
       <w:tab/>
-      <w:t>2025-12-09</w:t>
+      <w:t>2025-12-10</w:t>
       <w:br/>
       <w:br/>
     </w:r>

--- a/klagomål/A 53568-2025 FSC-klagomål.docx
+++ b/klagomål/A 53568-2025 FSC-klagomål.docx
@@ -697,7 +697,7 @@
     <w:r>
       <w:tab/>
       <w:tab/>
-      <w:t>2025-12-10</w:t>
+      <w:t>2025-12-11</w:t>
       <w:br/>
       <w:br/>
     </w:r>

--- a/klagomål/A 53568-2025 FSC-klagomål.docx
+++ b/klagomål/A 53568-2025 FSC-klagomål.docx
@@ -697,7 +697,7 @@
     <w:r>
       <w:tab/>
       <w:tab/>
-      <w:t>2025-12-11</w:t>
+      <w:t>2025-12-12</w:t>
       <w:br/>
       <w:br/>
     </w:r>

--- a/klagomål/A 53568-2025 FSC-klagomål.docx
+++ b/klagomål/A 53568-2025 FSC-klagomål.docx
@@ -697,7 +697,7 @@
     <w:r>
       <w:tab/>
       <w:tab/>
-      <w:t>2025-12-12</w:t>
+      <w:t>2025-12-13</w:t>
       <w:br/>
       <w:br/>
     </w:r>

--- a/klagomål/A 53568-2025 FSC-klagomål.docx
+++ b/klagomål/A 53568-2025 FSC-klagomål.docx
@@ -697,7 +697,7 @@
     <w:r>
       <w:tab/>
       <w:tab/>
-      <w:t>2025-12-19</w:t>
+      <w:t>2025-12-20</w:t>
       <w:br/>
       <w:br/>
     </w:r>

--- a/klagomål/A 53568-2025 FSC-klagomål.docx
+++ b/klagomål/A 53568-2025 FSC-klagomål.docx
@@ -697,7 +697,7 @@
     <w:r>
       <w:tab/>
       <w:tab/>
-      <w:t>2025-12-20</w:t>
+      <w:t>2025-12-21</w:t>
       <w:br/>
       <w:br/>
     </w:r>

--- a/klagomål/A 53568-2025 FSC-klagomål.docx
+++ b/klagomål/A 53568-2025 FSC-klagomål.docx
@@ -697,7 +697,7 @@
     <w:r>
       <w:tab/>
       <w:tab/>
-      <w:t>2025-12-21</w:t>
+      <w:t>2025-12-22</w:t>
       <w:br/>
       <w:br/>
     </w:r>

--- a/klagomål/A 53568-2025 FSC-klagomål.docx
+++ b/klagomål/A 53568-2025 FSC-klagomål.docx
@@ -697,7 +697,7 @@
     <w:r>
       <w:tab/>
       <w:tab/>
-      <w:t>2025-12-22</w:t>
+      <w:t>2025-12-26</w:t>
       <w:br/>
       <w:br/>
     </w:r>

--- a/klagomål/A 53568-2025 FSC-klagomål.docx
+++ b/klagomål/A 53568-2025 FSC-klagomål.docx
@@ -697,7 +697,7 @@
     <w:r>
       <w:tab/>
       <w:tab/>
-      <w:t>2025-12-26</w:t>
+      <w:t>2025-12-28</w:t>
       <w:br/>
       <w:br/>
     </w:r>

--- a/klagomål/A 53568-2025 FSC-klagomål.docx
+++ b/klagomål/A 53568-2025 FSC-klagomål.docx
@@ -697,7 +697,7 @@
     <w:r>
       <w:tab/>
       <w:tab/>
-      <w:t>2025-12-28</w:t>
+      <w:t>2025-12-29</w:t>
       <w:br/>
       <w:br/>
     </w:r>

--- a/klagomål/A 53568-2025 FSC-klagomål.docx
+++ b/klagomål/A 53568-2025 FSC-klagomål.docx
@@ -697,7 +697,7 @@
     <w:r>
       <w:tab/>
       <w:tab/>
-      <w:t>2025-12-29</w:t>
+      <w:t>2025-12-30</w:t>
       <w:br/>
       <w:br/>
     </w:r>

--- a/klagomål/A 53568-2025 FSC-klagomål.docx
+++ b/klagomål/A 53568-2025 FSC-klagomål.docx
@@ -697,7 +697,7 @@
     <w:r>
       <w:tab/>
       <w:tab/>
-      <w:t>2025-12-30</w:t>
+      <w:t>2025-12-31</w:t>
       <w:br/>
       <w:br/>
     </w:r>

--- a/klagomål/A 53568-2025 FSC-klagomål.docx
+++ b/klagomål/A 53568-2025 FSC-klagomål.docx
@@ -697,7 +697,7 @@
     <w:r>
       <w:tab/>
       <w:tab/>
-      <w:t>2025-12-31</w:t>
+      <w:t>2026-01-03</w:t>
       <w:br/>
       <w:br/>
     </w:r>

--- a/klagomål/A 53568-2025 FSC-klagomål.docx
+++ b/klagomål/A 53568-2025 FSC-klagomål.docx
@@ -697,7 +697,7 @@
     <w:r>
       <w:tab/>
       <w:tab/>
-      <w:t>2026-01-07</w:t>
+      <w:t>2026-01-08</w:t>
       <w:br/>
       <w:br/>
     </w:r>

--- a/klagomål/A 53568-2025 FSC-klagomål.docx
+++ b/klagomål/A 53568-2025 FSC-klagomål.docx
@@ -697,7 +697,7 @@
     <w:r>
       <w:tab/>
       <w:tab/>
-      <w:t>2026-01-08</w:t>
+      <w:t>2026-01-09</w:t>
       <w:br/>
       <w:br/>
     </w:r>

--- a/klagomål/A 53568-2025 FSC-klagomål.docx
+++ b/klagomål/A 53568-2025 FSC-klagomål.docx
@@ -697,7 +697,7 @@
     <w:r>
       <w:tab/>
       <w:tab/>
-      <w:t>2026-01-09</w:t>
+      <w:t>2026-01-10</w:t>
       <w:br/>
       <w:br/>
     </w:r>

--- a/klagomål/A 53568-2025 FSC-klagomål.docx
+++ b/klagomål/A 53568-2025 FSC-klagomål.docx
@@ -697,7 +697,7 @@
     <w:r>
       <w:tab/>
       <w:tab/>
-      <w:t>2026-01-10</w:t>
+      <w:t>2026-01-11</w:t>
       <w:br/>
       <w:br/>
     </w:r>

--- a/klagomål/A 53568-2025 FSC-klagomål.docx
+++ b/klagomål/A 53568-2025 FSC-klagomål.docx
@@ -697,7 +697,7 @@
     <w:r>
       <w:tab/>
       <w:tab/>
-      <w:t>2026-01-11</w:t>
+      <w:t>2026-01-12</w:t>
       <w:br/>
       <w:br/>
     </w:r>

--- a/klagomål/A 53568-2025 FSC-klagomål.docx
+++ b/klagomål/A 53568-2025 FSC-klagomål.docx
@@ -697,7 +697,7 @@
     <w:r>
       <w:tab/>
       <w:tab/>
-      <w:t>2026-01-12</w:t>
+      <w:t>2026-01-13</w:t>
       <w:br/>
       <w:br/>
     </w:r>

--- a/klagomål/A 53568-2025 FSC-klagomål.docx
+++ b/klagomål/A 53568-2025 FSC-klagomål.docx
@@ -697,7 +697,7 @@
     <w:r>
       <w:tab/>
       <w:tab/>
-      <w:t>2026-01-13</w:t>
+      <w:t>2026-01-14</w:t>
       <w:br/>
       <w:br/>
     </w:r>

--- a/klagomål/A 53568-2025 FSC-klagomål.docx
+++ b/klagomål/A 53568-2025 FSC-klagomål.docx
@@ -697,7 +697,7 @@
     <w:r>
       <w:tab/>
       <w:tab/>
-      <w:t>2026-01-14</w:t>
+      <w:t>2026-01-15</w:t>
       <w:br/>
       <w:br/>
     </w:r>

--- a/klagomål/A 53568-2025 FSC-klagomål.docx
+++ b/klagomål/A 53568-2025 FSC-klagomål.docx
@@ -697,7 +697,7 @@
     <w:r>
       <w:tab/>
       <w:tab/>
-      <w:t>2026-01-15</w:t>
+      <w:t>2026-01-16</w:t>
       <w:br/>
       <w:br/>
     </w:r>

--- a/klagomål/A 53568-2025 FSC-klagomål.docx
+++ b/klagomål/A 53568-2025 FSC-klagomål.docx
@@ -697,7 +697,7 @@
     <w:r>
       <w:tab/>
       <w:tab/>
-      <w:t>2026-01-16</w:t>
+      <w:t>2026-01-17</w:t>
       <w:br/>
       <w:br/>
     </w:r>

--- a/klagomål/A 53568-2025 FSC-klagomål.docx
+++ b/klagomål/A 53568-2025 FSC-klagomål.docx
@@ -697,7 +697,7 @@
     <w:r>
       <w:tab/>
       <w:tab/>
-      <w:t>2026-01-17</w:t>
+      <w:t>2026-01-18</w:t>
       <w:br/>
       <w:br/>
     </w:r>

--- a/klagomål/A 53568-2025 FSC-klagomål.docx
+++ b/klagomål/A 53568-2025 FSC-klagomål.docx
@@ -697,7 +697,7 @@
     <w:r>
       <w:tab/>
       <w:tab/>
-      <w:t>2026-01-18</w:t>
+      <w:t>2026-01-19</w:t>
       <w:br/>
       <w:br/>
     </w:r>

--- a/klagomål/A 53568-2025 FSC-klagomål.docx
+++ b/klagomål/A 53568-2025 FSC-klagomål.docx
@@ -697,7 +697,7 @@
     <w:r>
       <w:tab/>
       <w:tab/>
-      <w:t>2026-01-19</w:t>
+      <w:t>2026-01-20</w:t>
       <w:br/>
       <w:br/>
     </w:r>

--- a/klagomål/A 53568-2025 FSC-klagomål.docx
+++ b/klagomål/A 53568-2025 FSC-klagomål.docx
@@ -697,7 +697,7 @@
     <w:r>
       <w:tab/>
       <w:tab/>
-      <w:t>2026-01-20</w:t>
+      <w:t>2026-01-21</w:t>
       <w:br/>
       <w:br/>
     </w:r>

--- a/klagomål/A 53568-2025 FSC-klagomål.docx
+++ b/klagomål/A 53568-2025 FSC-klagomål.docx
@@ -697,7 +697,7 @@
     <w:r>
       <w:tab/>
       <w:tab/>
-      <w:t>2026-01-21</w:t>
+      <w:t>2026-01-23</w:t>
       <w:br/>
       <w:br/>
     </w:r>

--- a/klagomål/A 53568-2025 FSC-klagomål.docx
+++ b/klagomål/A 53568-2025 FSC-klagomål.docx
@@ -697,7 +697,7 @@
     <w:r>
       <w:tab/>
       <w:tab/>
-      <w:t>2026-01-23</w:t>
+      <w:t>2026-01-24</w:t>
       <w:br/>
       <w:br/>
     </w:r>

--- a/klagomål/A 53568-2025 FSC-klagomål.docx
+++ b/klagomål/A 53568-2025 FSC-klagomål.docx
@@ -697,7 +697,7 @@
     <w:r>
       <w:tab/>
       <w:tab/>
-      <w:t>2026-01-24</w:t>
+      <w:t>2026-01-25</w:t>
       <w:br/>
       <w:br/>
     </w:r>

--- a/klagomål/A 53568-2025 FSC-klagomål.docx
+++ b/klagomål/A 53568-2025 FSC-klagomål.docx
@@ -697,7 +697,7 @@
     <w:r>
       <w:tab/>
       <w:tab/>
-      <w:t>2026-01-25</w:t>
+      <w:t>2026-01-26</w:t>
       <w:br/>
       <w:br/>
     </w:r>

--- a/klagomål/A 53568-2025 FSC-klagomål.docx
+++ b/klagomål/A 53568-2025 FSC-klagomål.docx
@@ -697,7 +697,7 @@
     <w:r>
       <w:tab/>
       <w:tab/>
-      <w:t>2026-01-26</w:t>
+      <w:t>2026-01-27</w:t>
       <w:br/>
       <w:br/>
     </w:r>

--- a/klagomål/A 53568-2025 FSC-klagomål.docx
+++ b/klagomål/A 53568-2025 FSC-klagomål.docx
@@ -697,7 +697,7 @@
     <w:r>
       <w:tab/>
       <w:tab/>
-      <w:t>2026-01-27</w:t>
+      <w:t>2026-01-28</w:t>
       <w:br/>
       <w:br/>
     </w:r>

--- a/klagomål/A 53568-2025 FSC-klagomål.docx
+++ b/klagomål/A 53568-2025 FSC-klagomål.docx
@@ -782,7 +782,7 @@
     <w:r>
       <w:tab/>
       <w:tab/>
-      <w:t>2026-03-13</w:t>
+      <w:t>2026-03-16</w:t>
       <w:br/>
       <w:br/>
     </w:r>

--- a/klagomål/A 53568-2025 FSC-klagomål.docx
+++ b/klagomål/A 53568-2025 FSC-klagomål.docx
@@ -782,7 +782,7 @@
     <w:r>
       <w:tab/>
       <w:tab/>
-      <w:t>2026-03-16</w:t>
+      <w:t>2026-03-17</w:t>
       <w:br/>
       <w:br/>
     </w:r>

--- a/klagomål/A 53568-2025 FSC-klagomål.docx
+++ b/klagomål/A 53568-2025 FSC-klagomål.docx
@@ -782,7 +782,7 @@
     <w:r>
       <w:tab/>
       <w:tab/>
-      <w:t>2026-03-17</w:t>
+      <w:t>2026-03-18</w:t>
       <w:br/>
       <w:br/>
     </w:r>

--- a/klagomål/A 53568-2025 FSC-klagomål.docx
+++ b/klagomål/A 53568-2025 FSC-klagomål.docx
@@ -782,7 +782,7 @@
     <w:r>
       <w:tab/>
       <w:tab/>
-      <w:t>2026-03-18</w:t>
+      <w:t>2026-03-19</w:t>
       <w:br/>
       <w:br/>
     </w:r>

--- a/klagomål/A 53568-2025 FSC-klagomål.docx
+++ b/klagomål/A 53568-2025 FSC-klagomål.docx
@@ -782,7 +782,7 @@
     <w:r>
       <w:tab/>
       <w:tab/>
-      <w:t>2026-03-19</w:t>
+      <w:t>2026-03-20</w:t>
       <w:br/>
       <w:br/>
     </w:r>

--- a/klagomål/A 53568-2025 FSC-klagomål.docx
+++ b/klagomål/A 53568-2025 FSC-klagomål.docx
@@ -782,7 +782,7 @@
     <w:r>
       <w:tab/>
       <w:tab/>
-      <w:t>2026-03-20</w:t>
+      <w:t>2026-03-21</w:t>
       <w:br/>
       <w:br/>
     </w:r>

--- a/klagomål/A 53568-2025 FSC-klagomål.docx
+++ b/klagomål/A 53568-2025 FSC-klagomål.docx
@@ -782,7 +782,7 @@
     <w:r>
       <w:tab/>
       <w:tab/>
-      <w:t>2026-03-21</w:t>
+      <w:t>2026-03-22</w:t>
       <w:br/>
       <w:br/>
     </w:r>

--- a/klagomål/A 53568-2025 FSC-klagomål.docx
+++ b/klagomål/A 53568-2025 FSC-klagomål.docx
@@ -782,7 +782,7 @@
     <w:r>
       <w:tab/>
       <w:tab/>
-      <w:t>2026-03-22</w:t>
+      <w:t>2026-03-23</w:t>
       <w:br/>
       <w:br/>
     </w:r>

--- a/klagomål/A 53568-2025 FSC-klagomål.docx
+++ b/klagomål/A 53568-2025 FSC-klagomål.docx
@@ -782,7 +782,7 @@
     <w:r>
       <w:tab/>
       <w:tab/>
-      <w:t>2026-03-23</w:t>
+      <w:t>2026-03-24</w:t>
       <w:br/>
       <w:br/>
     </w:r>

--- a/klagomål/A 53568-2025 FSC-klagomål.docx
+++ b/klagomål/A 53568-2025 FSC-klagomål.docx
@@ -782,7 +782,7 @@
     <w:r>
       <w:tab/>
       <w:tab/>
-      <w:t>2026-03-24</w:t>
+      <w:t>2026-03-25</w:t>
       <w:br/>
       <w:br/>
     </w:r>

--- a/klagomål/A 53568-2025 FSC-klagomål.docx
+++ b/klagomål/A 53568-2025 FSC-klagomål.docx
@@ -782,7 +782,7 @@
     <w:r>
       <w:tab/>
       <w:tab/>
-      <w:t>2026-03-25</w:t>
+      <w:t>2026-03-26</w:t>
       <w:br/>
       <w:br/>
     </w:r>

--- a/klagomål/A 53568-2025 FSC-klagomål.docx
+++ b/klagomål/A 53568-2025 FSC-klagomål.docx
@@ -782,7 +782,7 @@
     <w:r>
       <w:tab/>
       <w:tab/>
-      <w:t>2026-03-26</w:t>
+      <w:t>2026-03-27</w:t>
       <w:br/>
       <w:br/>
     </w:r>

--- a/klagomål/A 53568-2025 FSC-klagomål.docx
+++ b/klagomål/A 53568-2025 FSC-klagomål.docx
@@ -782,7 +782,7 @@
     <w:r>
       <w:tab/>
       <w:tab/>
-      <w:t>2026-03-27</w:t>
+      <w:t>2026-03-28</w:t>
       <w:br/>
       <w:br/>
     </w:r>

--- a/klagomål/A 53568-2025 FSC-klagomål.docx
+++ b/klagomål/A 53568-2025 FSC-klagomål.docx
@@ -782,7 +782,7 @@
     <w:r>
       <w:tab/>
       <w:tab/>
-      <w:t>2026-03-28</w:t>
+      <w:t>2026-03-29</w:t>
       <w:br/>
       <w:br/>
     </w:r>

--- a/klagomål/A 53568-2025 FSC-klagomål.docx
+++ b/klagomål/A 53568-2025 FSC-klagomål.docx
@@ -782,7 +782,7 @@
     <w:r>
       <w:tab/>
       <w:tab/>
-      <w:t>2026-03-29</w:t>
+      <w:t>2026-03-30</w:t>
       <w:br/>
       <w:br/>
     </w:r>

--- a/klagomål/A 53568-2025 FSC-klagomål.docx
+++ b/klagomål/A 53568-2025 FSC-klagomål.docx
@@ -782,7 +782,7 @@
     <w:r>
       <w:tab/>
       <w:tab/>
-      <w:t>2026-03-30</w:t>
+      <w:t>2026-03-31</w:t>
       <w:br/>
       <w:br/>
     </w:r>

--- a/klagomål/A 53568-2025 FSC-klagomål.docx
+++ b/klagomål/A 53568-2025 FSC-klagomål.docx
@@ -782,7 +782,7 @@
     <w:r>
       <w:tab/>
       <w:tab/>
-      <w:t>2026-03-31</w:t>
+      <w:t>2026-04-01</w:t>
       <w:br/>
       <w:br/>
     </w:r>

--- a/klagomål/A 53568-2025 FSC-klagomål.docx
+++ b/klagomål/A 53568-2025 FSC-klagomål.docx
@@ -782,7 +782,7 @@
     <w:r>
       <w:tab/>
       <w:tab/>
-      <w:t>2026-04-01</w:t>
+      <w:t>2026-04-02</w:t>
       <w:br/>
       <w:br/>
     </w:r>

--- a/klagomål/A 53568-2025 FSC-klagomål.docx
+++ b/klagomål/A 53568-2025 FSC-klagomål.docx
@@ -782,7 +782,7 @@
     <w:r>
       <w:tab/>
       <w:tab/>
-      <w:t>2026-04-02</w:t>
+      <w:t>2026-04-03</w:t>
       <w:br/>
       <w:br/>
     </w:r>

--- a/klagomål/A 53568-2025 FSC-klagomål.docx
+++ b/klagomål/A 53568-2025 FSC-klagomål.docx
@@ -782,7 +782,7 @@
     <w:r>
       <w:tab/>
       <w:tab/>
-      <w:t>2026-04-03</w:t>
+      <w:t>2026-04-04</w:t>
       <w:br/>
       <w:br/>
     </w:r>

--- a/klagomål/A 53568-2025 FSC-klagomål.docx
+++ b/klagomål/A 53568-2025 FSC-klagomål.docx
@@ -782,7 +782,7 @@
     <w:r>
       <w:tab/>
       <w:tab/>
-      <w:t>2026-04-04</w:t>
+      <w:t>2026-04-05</w:t>
       <w:br/>
       <w:br/>
     </w:r>

--- a/klagomål/A 53568-2025 FSC-klagomål.docx
+++ b/klagomål/A 53568-2025 FSC-klagomål.docx
@@ -782,7 +782,7 @@
     <w:r>
       <w:tab/>
       <w:tab/>
-      <w:t>2026-04-05</w:t>
+      <w:t>2026-04-06</w:t>
       <w:br/>
       <w:br/>
     </w:r>

--- a/klagomål/A 53568-2025 FSC-klagomål.docx
+++ b/klagomål/A 53568-2025 FSC-klagomål.docx
@@ -271,10 +271,10 @@
         <w:rPr>
           <w:b/>
         </w:rPr>
-        <w:t>Dropptaggsvamp</w:t>
+        <w:t>Dropptaggsvamp (NT)</w:t>
       </w:r>
       <w:r>
-        <w:t xml:space="preserve"> bildar mykorrhiza med tall, huvudsakligen i äldre skog. Total population i landet bedöms ha minskat och fortsatt minska på grund av slutavverkningar och förhöja kvävenivåer i marken som en följd av skogsgödsling. Dropptaggsvamp är typisk art för </w:t>
+        <w:t xml:space="preserve"> bildar mykorrhiza med tall, främst i barrskog med trädkontinuitet, i magra, torra och ljusöppna lavtallskogar och i barrblandskogar med friskmossor och lingon i fältskiktet. Den totala populationen i landet har minskat och bedöms fortsätta minska till följd av slutavverkningar av tallskog. Det är högst oklart om arten långsiktigt kan etablera och reproducera sig i skogsbestånd som brukas med trakthyggesmetoder, markberedning, gödsling eller föryngring med förädlat plantmaterial. Uppfyller kriterierna för att bli rödlistad på grund av ny kunskap som visar att en större andel av populationen än tidigare bedömt är knuten till kontinuitetsbarrskog. Minskningstakten för den svenska populationen bedöms vara nära gränsvärdet för Sårbar (VU). Dropptaggsvamp är typisk art för </w:t>
       </w:r>
       <w:r>
         <w:rPr>
@@ -283,7 +283,7 @@
         <w:t xml:space="preserve">9010 Taiga </w:t>
       </w:r>
       <w:r>
-        <w:t>(SLU Artdatabanken, 2025).</w:t>
+        <w:t>(SLU Artdatabanken, 2026).</w:t>
       </w:r>
     </w:p>
     <w:p>
@@ -291,10 +291,10 @@
         <w:rPr>
           <w:b/>
         </w:rPr>
-        <w:t>Garnlav (NT)</w:t>
+        <w:t>Garnlav (VU)</w:t>
       </w:r>
       <w:r>
-        <w:t xml:space="preserve"> är en utpräglad barrskogsart som ibland kan drapera träden i norrländska grannaturskogar med hög luftfuktighet. Den förekommer även i talldominerade bestånd där den, förutom i trädens grenverk, påträffas hängande över ojämnheter i tallbarken. Arten har minskat starkt i södra och mellersta Sverige och den minskar även i sitt nordliga utbredningsområde. Orsaken till tillbakagången beror främst på slutavverkningar av naturskogsartade skogar. Bestånd med riklig förekomst bör regelmässigt sparas. Garnlav är värdväxt för den mycket sällsynta och akut hotade fjärilen barrskogslavfly (CR) som hör hemma i boreala barrskogar med riklig förekomst av värdväxten. Tidigare kunde arten konstateras årligen på flera platser vid Dala-Floda i Dalarna innan lokalerna kalavverkades. Senaste fyndet i landet av barrskogslavfly är från år 2000 då den påträffades vid Högberget i Sollefteå kommun. Garnlav är typisk art för </w:t>
+        <w:t xml:space="preserve"> är en utpräglad barrskogsart som ibland kan drapera träden i norrländska grannaturskogar med hög luftfuktighet. Den förekommer även i talldominerade bestånd där den, förutom i trädens grenverk, påträffas hängande över ojämnheter i tallbarken. Arten har minskat starkt i södra och mellersta Sverige och den minskar även i sitt nordliga utbredningsområde. Minskningstakten uppgår till 30 (20–50) % inom 50 år och överstiger gränsvärdet för Sårbar (VU). Orsaken till tillbakagången beror främst på slutavverkningar av naturskogsartade skogar. Bestånd med riklig förekomst bör regelmässigt sparas, vilket även gynnar flera andra sällsynta och rödlistade arter. Garnlav är värdväxt för den mycket sällsynta och akut hotade fjärilen barrskogslavfly (CR) som hör hemma i boreala barrskogar med riklig förekomst av värdväxten. Tidigare kunde arten konstateras årligen på flera platser vid Dala-Floda i Dalarna innan lokalerna kalavverkades. Senaste fyndet i landet av barrskogslavfly är från år 2000 då den påträffades vid Högberget i Sollefteå kommun. Garnlav är typisk art för </w:t>
       </w:r>
       <w:r>
         <w:rPr>
@@ -312,7 +312,7 @@
         <w:t xml:space="preserve"> 9070 Trädklädd betesmark</w:t>
       </w:r>
       <w:r>
-        <w:t xml:space="preserve"> (SLU Artdatabanken, 2024).</w:t>
+        <w:t xml:space="preserve"> (SLU Artdatabanken, 2026).</w:t>
       </w:r>
     </w:p>
     <w:p>
@@ -782,7 +782,7 @@
     <w:r>
       <w:tab/>
       <w:tab/>
-      <w:t>2026-04-06</w:t>
+      <w:t>2026-04-07</w:t>
       <w:br/>
       <w:br/>
     </w:r>

--- a/klagomål/A 53568-2025 FSC-klagomål.docx
+++ b/klagomål/A 53568-2025 FSC-klagomål.docx
@@ -782,7 +782,7 @@
     <w:r>
       <w:tab/>
       <w:tab/>
-      <w:t>2026-04-07</w:t>
+      <w:t>2026-04-08</w:t>
       <w:br/>
       <w:br/>
     </w:r>

--- a/klagomål/A 53568-2025 FSC-klagomål.docx
+++ b/klagomål/A 53568-2025 FSC-klagomål.docx
@@ -782,7 +782,7 @@
     <w:r>
       <w:tab/>
       <w:tab/>
-      <w:t>2026-04-08</w:t>
+      <w:t>2026-04-09</w:t>
       <w:br/>
       <w:br/>
     </w:r>

--- a/klagomål/A 53568-2025 FSC-klagomål.docx
+++ b/klagomål/A 53568-2025 FSC-klagomål.docx
@@ -782,7 +782,7 @@
     <w:r>
       <w:tab/>
       <w:tab/>
-      <w:t>2026-04-09</w:t>
+      <w:t>2026-04-10</w:t>
       <w:br/>
       <w:br/>
     </w:r>

--- a/klagomål/A 53568-2025 FSC-klagomål.docx
+++ b/klagomål/A 53568-2025 FSC-klagomål.docx
@@ -782,7 +782,7 @@
     <w:r>
       <w:tab/>
       <w:tab/>
-      <w:t>2026-04-10</w:t>
+      <w:t>2026-04-11</w:t>
       <w:br/>
       <w:br/>
     </w:r>

--- a/klagomål/A 53568-2025 FSC-klagomål.docx
+++ b/klagomål/A 53568-2025 FSC-klagomål.docx
@@ -782,7 +782,7 @@
     <w:r>
       <w:tab/>
       <w:tab/>
-      <w:t>2026-04-11</w:t>
+      <w:t>2026-04-12</w:t>
       <w:br/>
       <w:br/>
     </w:r>
